--- a/paper/to-submit/supp-mat-06-23-2026.docx
+++ b/paper/to-submit/supp-mat-06-23-2026.docx
@@ -211,13 +211,7 @@
         <w:rPr>
           <w:rFonts w:ascii="Times New Roman" w:hAnsi="Times New Roman" w:cs="Times New Roman"/>
         </w:rPr>
-        <w:t xml:space="preserve"> </w:t>
-      </w:r>
-      <w:r>
-        <w:rPr>
-          <w:rFonts w:ascii="Times New Roman" w:hAnsi="Times New Roman" w:cs="Times New Roman"/>
-        </w:rPr>
-        <w:t>Division of Agriculture</w:t>
+        <w:t xml:space="preserve"> Division of Agriculture</w:t>
       </w:r>
       <w:r>
         <w:rPr>
@@ -500,9 +494,6 @@
     <w:p>
       <w:pPr>
         <w:spacing w:line="240" w:lineRule="auto"/>
-        <w:rPr>
-          <w:rFonts w:ascii="Times New Roman" w:hAnsi="Times New Roman" w:cs="Times New Roman"/>
-        </w:rPr>
       </w:pPr>
       <w:r>
         <w:rPr>
@@ -511,23 +502,12 @@
         <w:br w:type="page"/>
       </w:r>
       <w:r>
-        <w:rPr>
-          <w:noProof/>
-        </w:rPr>
         <w:lastRenderedPageBreak/>
         <w:drawing>
-          <wp:anchor distT="0" distB="0" distL="0" distR="0" simplePos="0" relativeHeight="251659264" behindDoc="0" locked="0" layoutInCell="0" allowOverlap="1" wp14:anchorId="15B590E0" wp14:editId="71839752">
-            <wp:simplePos x="0" y="0"/>
-            <wp:positionH relativeFrom="column">
-              <wp:align>center</wp:align>
-            </wp:positionH>
-            <wp:positionV relativeFrom="paragraph">
-              <wp:posOffset>635</wp:posOffset>
-            </wp:positionV>
+          <wp:inline distT="0" distB="0" distL="0" distR="0" wp14:anchorId="346A50D1" wp14:editId="337C0760">
             <wp:extent cx="5943600" cy="5943600"/>
             <wp:effectExtent l="0" t="0" r="0" b="0"/>
-            <wp:wrapSquare wrapText="largest"/>
-            <wp:docPr id="6" name="Image1"/>
+            <wp:docPr id="1316771765" name="Picture 2"/>
             <wp:cNvGraphicFramePr>
               <a:graphicFrameLocks xmlns:a="http://schemas.openxmlformats.org/drawingml/2006/main" noChangeAspect="1"/>
             </wp:cNvGraphicFramePr>
@@ -535,13 +515,20 @@
               <a:graphicData uri="http://schemas.openxmlformats.org/drawingml/2006/picture">
                 <pic:pic xmlns:pic="http://schemas.openxmlformats.org/drawingml/2006/picture">
                   <pic:nvPicPr>
-                    <pic:cNvPr id="6" name="Image1"/>
+                    <pic:cNvPr id="0" name="Picture 6"/>
                     <pic:cNvPicPr>
                       <a:picLocks noChangeAspect="1" noChangeArrowheads="1"/>
                     </pic:cNvPicPr>
                   </pic:nvPicPr>
                   <pic:blipFill>
-                    <a:blip r:embed="rId7"/>
+                    <a:blip r:embed="rId7" cstate="print">
+                      <a:extLst>
+                        <a:ext uri="{28A0092B-C50C-407E-A947-70E740481C1C}">
+                          <a14:useLocalDpi xmlns:a14="http://schemas.microsoft.com/office/drawing/2010/main" val="0"/>
+                        </a:ext>
+                      </a:extLst>
+                    </a:blip>
+                    <a:srcRect/>
                     <a:stretch>
                       <a:fillRect/>
                     </a:stretch>
@@ -555,13 +542,24 @@
                       <a:avLst/>
                     </a:prstGeom>
                     <a:noFill/>
+                    <a:ln>
+                      <a:noFill/>
+                    </a:ln>
                   </pic:spPr>
                 </pic:pic>
               </a:graphicData>
             </a:graphic>
-          </wp:anchor>
+          </wp:inline>
         </w:drawing>
       </w:r>
+    </w:p>
+    <w:p>
+      <w:pPr>
+        <w:spacing w:line="240" w:lineRule="auto"/>
+        <w:rPr>
+          <w:rFonts w:ascii="Times New Roman" w:hAnsi="Times New Roman" w:cs="Times New Roman"/>
+        </w:rPr>
+      </w:pPr>
       <w:r>
         <w:rPr>
           <w:rFonts w:ascii="Times New Roman" w:hAnsi="Times New Roman" w:cs="Times New Roman"/>
@@ -611,7 +609,19 @@
         <w:rPr>
           <w:rFonts w:ascii="Times New Roman" w:hAnsi="Times New Roman" w:cs="Times New Roman"/>
         </w:rPr>
-        <w:t>(A). Relationship between APSIM-simulated and observed day of year (DOY) for key phenological stages: emergence, beginning of flowering, beginning of pod development, beginning of seed filling, and physiological maturity (B). Relationship between APSIM-simulated and observed soybean yield at 13% grain moisture (C).</w:t>
+        <w:t>(A). Relationship between APSIM-simulated and observed day</w:t>
+      </w:r>
+      <w:r>
+        <w:rPr>
+          <w:rFonts w:ascii="Times New Roman" w:hAnsi="Times New Roman" w:cs="Times New Roman"/>
+        </w:rPr>
+        <w:t>s after sowing</w:t>
+      </w:r>
+      <w:r>
+        <w:rPr>
+          <w:rFonts w:ascii="Times New Roman" w:hAnsi="Times New Roman" w:cs="Times New Roman"/>
+        </w:rPr>
+        <w:t xml:space="preserve"> for key phenological stages: emergence, beginning of flowering, beginning of pod development, beginning of seed filling, and physiological maturity (B). Relationship between APSIM-simulated and observed soybean yield at 13% grain moisture (C).</w:t>
       </w:r>
     </w:p>
     <w:p>
@@ -731,13 +741,13 @@
         <w:rPr>
           <w:rFonts w:ascii="Times New Roman" w:eastAsia="Arial" w:hAnsi="Times New Roman" w:cs="Times New Roman"/>
         </w:rPr>
-        <w:t xml:space="preserve"> of the year</w:t>
-      </w:r>
-      <w:r>
-        <w:rPr>
-          <w:rFonts w:ascii="Times New Roman" w:eastAsia="Arial" w:hAnsi="Times New Roman" w:cs="Times New Roman"/>
-        </w:rPr>
-        <w:t xml:space="preserve"> (DOY)</w:t>
+        <w:t xml:space="preserve"> </w:t>
+      </w:r>
+      <w:r>
+        <w:rPr>
+          <w:rFonts w:ascii="Times New Roman" w:eastAsia="Arial" w:hAnsi="Times New Roman" w:cs="Times New Roman"/>
+        </w:rPr>
+        <w:t>after sowing</w:t>
       </w:r>
       <w:r>
         <w:rPr>
@@ -4019,7 +4029,6 @@
   <w:style w:type="character" w:default="1" w:styleId="DefaultParagraphFont">
     <w:name w:val="Default Paragraph Font"/>
     <w:uiPriority w:val="1"/>
-    <w:semiHidden/>
     <w:unhideWhenUsed/>
   </w:style>
   <w:style w:type="table" w:default="1" w:styleId="TableNormal">
@@ -4552,6 +4561,17 @@
       <w:sz w:val="20"/>
       <w:szCs w:val="20"/>
       <w14:ligatures w14:val="none"/>
+    </w:rPr>
+  </w:style>
+  <w:style w:type="paragraph" w:styleId="NormalWeb">
+    <w:name w:val="Normal (Web)"/>
+    <w:basedOn w:val="Normal"/>
+    <w:uiPriority w:val="99"/>
+    <w:semiHidden/>
+    <w:unhideWhenUsed/>
+    <w:rsid w:val="008179ED"/>
+    <w:rPr>
+      <w:rFonts w:ascii="Times New Roman" w:hAnsi="Times New Roman" w:cs="Times New Roman"/>
     </w:rPr>
   </w:style>
 </w:styles>
@@ -4733,6 +4753,7 @@
     <w:rsid w:val="000D1D4F"/>
     <w:rsid w:val="00124B80"/>
     <w:rsid w:val="00146ED5"/>
+    <w:rsid w:val="0015579D"/>
     <w:rsid w:val="00175256"/>
     <w:rsid w:val="001B38E1"/>
     <w:rsid w:val="001C1B78"/>
@@ -4779,6 +4800,7 @@
     <w:rsid w:val="00E26AD4"/>
     <w:rsid w:val="00E5146E"/>
     <w:rsid w:val="00E54A89"/>
+    <w:rsid w:val="00E56AC4"/>
     <w:rsid w:val="00E72F84"/>
     <w:rsid w:val="00EB114E"/>
     <w:rsid w:val="00EB7223"/>
